--- a/Fase 1 - Fundamentos de Sistemas Web.docx
+++ b/Fase 1 - Fundamentos de Sistemas Web.docx
@@ -111,25 +111,7 @@
           <w:b/>
           <w:color w:val="FFFFFF" w:themeColor="background1"/>
         </w:rPr>
-        <w:t>Nome do estudante</w:t>
-      </w:r>
-      <w:r>
-        <w:rPr>
-          <w:rStyle w:val="normaltextrun"/>
-          <w:rFonts w:asciiTheme="majorHAnsi" w:hAnsiTheme="majorHAnsi" w:cstheme="majorHAnsi"/>
-          <w:b/>
-          <w:color w:val="FFFFFF" w:themeColor="background1"/>
-        </w:rPr>
-        <w:t xml:space="preserve">: </w:t>
-      </w:r>
-      <w:r>
-        <w:rPr>
-          <w:rStyle w:val="normaltextrun"/>
-          <w:rFonts w:asciiTheme="majorHAnsi" w:hAnsiTheme="majorHAnsi" w:cstheme="majorHAnsi"/>
-          <w:b/>
-          <w:color w:val="FFFFFF" w:themeColor="background1"/>
-        </w:rPr>
-        <w:t xml:space="preserve">Insira aqui seu nome  </w:t>
+        <w:t>Felix Pinheiro Lee</w:t>
       </w:r>
     </w:p>
     <w:p>
@@ -202,13 +184,291 @@
         <w:jc w:val="both"/>
         <w:rPr>
           <w:rFonts w:asciiTheme="minorHAnsi" w:hAnsiTheme="minorHAnsi" w:cstheme="minorHAnsi"/>
+          <w:color w:val="000000" w:themeColor="text1"/>
+          <w:sz w:val="24"/>
+          <w:szCs w:val="24"/>
+        </w:rPr>
+      </w:pPr>
+      <w:r>
+        <w:rPr>
+          <w:rFonts w:asciiTheme="minorHAnsi" w:hAnsiTheme="minorHAnsi" w:cstheme="minorHAnsi"/>
+          <w:color w:val="000000" w:themeColor="text1"/>
+          <w:sz w:val="24"/>
+          <w:szCs w:val="24"/>
+        </w:rPr>
+        <w:t>O objetivo</w:t>
+      </w:r>
+      <w:r>
+        <w:rPr>
+          <w:rFonts w:asciiTheme="minorHAnsi" w:hAnsiTheme="minorHAnsi" w:cstheme="minorHAnsi"/>
+          <w:color w:val="000000" w:themeColor="text1"/>
+          <w:sz w:val="24"/>
+          <w:szCs w:val="24"/>
+        </w:rPr>
+        <w:t xml:space="preserve"> desde sistema web </w:t>
+      </w:r>
+      <w:r>
+        <w:rPr>
+          <w:rFonts w:asciiTheme="minorHAnsi" w:hAnsiTheme="minorHAnsi" w:cstheme="minorHAnsi"/>
+          <w:color w:val="000000" w:themeColor="text1"/>
+          <w:sz w:val="24"/>
+          <w:szCs w:val="24"/>
+        </w:rPr>
+        <w:t>apresentar uma plataforma que</w:t>
+      </w:r>
+      <w:r>
+        <w:rPr>
+          <w:rFonts w:asciiTheme="minorHAnsi" w:hAnsiTheme="minorHAnsi" w:cstheme="minorHAnsi"/>
+          <w:color w:val="000000" w:themeColor="text1"/>
+          <w:sz w:val="24"/>
+          <w:szCs w:val="24"/>
+        </w:rPr>
+        <w:t xml:space="preserve"> </w:t>
+      </w:r>
+      <w:r>
+        <w:rPr>
+          <w:rFonts w:asciiTheme="minorHAnsi" w:hAnsiTheme="minorHAnsi" w:cstheme="minorHAnsi"/>
+          <w:color w:val="000000" w:themeColor="text1"/>
+          <w:sz w:val="24"/>
+          <w:szCs w:val="24"/>
+        </w:rPr>
+        <w:t>permita</w:t>
+      </w:r>
+      <w:r>
+        <w:rPr>
+          <w:rFonts w:asciiTheme="minorHAnsi" w:hAnsiTheme="minorHAnsi" w:cstheme="minorHAnsi"/>
+          <w:color w:val="000000" w:themeColor="text1"/>
+          <w:sz w:val="24"/>
+          <w:szCs w:val="24"/>
+        </w:rPr>
+        <w:t xml:space="preserve"> que o usuário possa realizar compras</w:t>
+      </w:r>
+      <w:r>
+        <w:rPr>
+          <w:rFonts w:asciiTheme="minorHAnsi" w:hAnsiTheme="minorHAnsi" w:cstheme="minorHAnsi"/>
+          <w:color w:val="000000" w:themeColor="text1"/>
+          <w:sz w:val="24"/>
+          <w:szCs w:val="24"/>
+        </w:rPr>
+        <w:t xml:space="preserve"> de produtos</w:t>
+      </w:r>
+      <w:r>
+        <w:rPr>
+          <w:rFonts w:asciiTheme="minorHAnsi" w:hAnsiTheme="minorHAnsi" w:cstheme="minorHAnsi"/>
+          <w:color w:val="000000" w:themeColor="text1"/>
+          <w:sz w:val="24"/>
+          <w:szCs w:val="24"/>
+        </w:rPr>
+        <w:t xml:space="preserve"> e agendar serviços </w:t>
+      </w:r>
+      <w:r>
+        <w:rPr>
+          <w:rFonts w:asciiTheme="minorHAnsi" w:hAnsiTheme="minorHAnsi" w:cstheme="minorHAnsi"/>
+          <w:color w:val="000000" w:themeColor="text1"/>
+          <w:sz w:val="24"/>
+          <w:szCs w:val="24"/>
+        </w:rPr>
+        <w:t xml:space="preserve">relacionados a pets </w:t>
+      </w:r>
+      <w:r>
+        <w:rPr>
+          <w:rFonts w:asciiTheme="minorHAnsi" w:hAnsiTheme="minorHAnsi" w:cstheme="minorHAnsi"/>
+          <w:color w:val="000000" w:themeColor="text1"/>
+          <w:sz w:val="24"/>
+          <w:szCs w:val="24"/>
+        </w:rPr>
+        <w:t xml:space="preserve">através </w:t>
+      </w:r>
+      <w:r>
+        <w:rPr>
+          <w:rFonts w:asciiTheme="minorHAnsi" w:hAnsiTheme="minorHAnsi" w:cstheme="minorHAnsi"/>
+          <w:color w:val="000000" w:themeColor="text1"/>
+          <w:sz w:val="24"/>
+          <w:szCs w:val="24"/>
+        </w:rPr>
+        <w:t>de uma interface web</w:t>
+      </w:r>
+      <w:r>
+        <w:rPr>
+          <w:rFonts w:asciiTheme="minorHAnsi" w:hAnsiTheme="minorHAnsi" w:cstheme="minorHAnsi"/>
+          <w:color w:val="000000" w:themeColor="text1"/>
+          <w:sz w:val="24"/>
+          <w:szCs w:val="24"/>
+        </w:rPr>
+        <w:t>.</w:t>
+      </w:r>
+    </w:p>
+    <w:p>
+      <w:pPr>
+        <w:spacing w:after="60" w:line="240" w:lineRule="auto"/>
+        <w:jc w:val="both"/>
+        <w:rPr>
+          <w:rFonts w:asciiTheme="minorHAnsi" w:hAnsiTheme="minorHAnsi" w:cstheme="minorHAnsi"/>
+          <w:color w:val="000000" w:themeColor="text1"/>
+          <w:sz w:val="24"/>
+          <w:szCs w:val="24"/>
+        </w:rPr>
+      </w:pPr>
+    </w:p>
+    <w:p>
+      <w:pPr>
+        <w:spacing w:after="60" w:line="240" w:lineRule="auto"/>
+        <w:jc w:val="both"/>
+        <w:rPr>
+          <w:rFonts w:asciiTheme="minorHAnsi" w:hAnsiTheme="minorHAnsi" w:cstheme="minorHAnsi"/>
+          <w:color w:val="000000" w:themeColor="text1"/>
+          <w:sz w:val="24"/>
+          <w:szCs w:val="24"/>
+        </w:rPr>
+      </w:pPr>
+      <w:r>
+        <w:rPr>
+          <w:rFonts w:asciiTheme="minorHAnsi" w:hAnsiTheme="minorHAnsi" w:cstheme="minorHAnsi"/>
+          <w:color w:val="000000" w:themeColor="text1"/>
+          <w:sz w:val="24"/>
+          <w:szCs w:val="24"/>
+        </w:rPr>
+        <w:t xml:space="preserve">As metas é que a interface seja completa até o prazo de </w:t>
+      </w:r>
+      <w:r>
+        <w:rPr>
+          <w:rFonts w:asciiTheme="minorHAnsi" w:hAnsiTheme="minorHAnsi" w:cstheme="minorHAnsi"/>
+          <w:color w:val="000000" w:themeColor="text1"/>
+          <w:sz w:val="24"/>
+          <w:szCs w:val="24"/>
+        </w:rPr>
+        <w:t>30/03/2026</w:t>
+      </w:r>
+      <w:r>
+        <w:rPr>
+          <w:rFonts w:asciiTheme="minorHAnsi" w:hAnsiTheme="minorHAnsi" w:cstheme="minorHAnsi"/>
+          <w:color w:val="000000" w:themeColor="text1"/>
+          <w:sz w:val="24"/>
+          <w:szCs w:val="24"/>
+        </w:rPr>
+        <w:t xml:space="preserve"> onde será entregue apenas a camada de acesso do usuário possibilitando que o cliente consiga cadastrar um usuário, agendar dois tipos de serviços e adicionar itens de compra a um carrinho. </w:t>
+      </w:r>
+      <w:r>
+        <w:rPr>
+          <w:rFonts w:asciiTheme="minorHAnsi" w:hAnsiTheme="minorHAnsi" w:cstheme="minorHAnsi"/>
+          <w:color w:val="000000" w:themeColor="text1"/>
+          <w:sz w:val="24"/>
+          <w:szCs w:val="24"/>
+        </w:rPr>
+        <w:br/>
+        <w:t>O sistema será disponibilizado através da ferramenta Github pages e</w:t>
+      </w:r>
+      <w:r>
+        <w:rPr>
+          <w:rFonts w:asciiTheme="minorHAnsi" w:hAnsiTheme="minorHAnsi" w:cstheme="minorHAnsi"/>
+          <w:color w:val="000000" w:themeColor="text1"/>
+          <w:sz w:val="24"/>
+          <w:szCs w:val="24"/>
+        </w:rPr>
+        <w:t xml:space="preserve"> será</w:t>
+      </w:r>
+      <w:r>
+        <w:rPr>
+          <w:rFonts w:asciiTheme="minorHAnsi" w:hAnsiTheme="minorHAnsi" w:cstheme="minorHAnsi"/>
+          <w:color w:val="000000" w:themeColor="text1"/>
+          <w:sz w:val="24"/>
+          <w:szCs w:val="24"/>
+        </w:rPr>
+        <w:t xml:space="preserve"> desenvolvido unicamente pelo estudante Felix Pinheiro Lee que o fara de graça para fins educativos</w:t>
+      </w:r>
+      <w:r>
+        <w:rPr>
+          <w:rFonts w:asciiTheme="minorHAnsi" w:hAnsiTheme="minorHAnsi" w:cstheme="minorHAnsi"/>
+          <w:color w:val="000000" w:themeColor="text1"/>
+          <w:sz w:val="24"/>
+          <w:szCs w:val="24"/>
+        </w:rPr>
+        <w:t>. Desta forma</w:t>
+      </w:r>
+      <w:r>
+        <w:rPr>
+          <w:rFonts w:asciiTheme="minorHAnsi" w:hAnsiTheme="minorHAnsi" w:cstheme="minorHAnsi"/>
+          <w:color w:val="000000" w:themeColor="text1"/>
+          <w:sz w:val="24"/>
+          <w:szCs w:val="24"/>
+        </w:rPr>
+        <w:t xml:space="preserve"> o custo do projeto é nulo não sendo necessária </w:t>
+      </w:r>
+      <w:r>
+        <w:rPr>
+          <w:rFonts w:asciiTheme="minorHAnsi" w:hAnsiTheme="minorHAnsi" w:cstheme="minorHAnsi"/>
+          <w:color w:val="000000" w:themeColor="text1"/>
+          <w:sz w:val="24"/>
+          <w:szCs w:val="24"/>
+        </w:rPr>
+        <w:t xml:space="preserve">o pagamento </w:t>
+      </w:r>
+      <w:r>
+        <w:rPr>
+          <w:rFonts w:asciiTheme="minorHAnsi" w:hAnsiTheme="minorHAnsi" w:cstheme="minorHAnsi"/>
+          <w:color w:val="000000" w:themeColor="text1"/>
+          <w:sz w:val="24"/>
+          <w:szCs w:val="24"/>
+        </w:rPr>
+        <w:t>de serviços de hospedagem ou licenças de software para sua execução</w:t>
+      </w:r>
+      <w:r>
+        <w:rPr>
+          <w:rFonts w:asciiTheme="minorHAnsi" w:hAnsiTheme="minorHAnsi" w:cstheme="minorHAnsi"/>
+          <w:color w:val="000000" w:themeColor="text1"/>
+          <w:sz w:val="24"/>
+          <w:szCs w:val="24"/>
+        </w:rPr>
+        <w:t xml:space="preserve"> por ser um apenas uma demonstração de interface</w:t>
+      </w:r>
+      <w:r>
+        <w:rPr>
+          <w:rFonts w:asciiTheme="minorHAnsi" w:hAnsiTheme="minorHAnsi" w:cstheme="minorHAnsi"/>
+          <w:color w:val="000000" w:themeColor="text1"/>
+          <w:sz w:val="24"/>
+          <w:szCs w:val="24"/>
+        </w:rPr>
+        <w:t>.</w:t>
+      </w:r>
+    </w:p>
+    <w:p>
+      <w:pPr>
+        <w:spacing w:before="720" w:after="60" w:line="240" w:lineRule="auto"/>
+        <w:jc w:val="both"/>
+        <w:rPr>
+          <w:rFonts w:asciiTheme="minorHAnsi" w:hAnsiTheme="minorHAnsi" w:cstheme="minorHAnsi"/>
+          <w:bCs/>
+          <w:color w:val="4664BE"/>
+          <w:sz w:val="24"/>
+        </w:rPr>
+      </w:pPr>
+      <w:r>
+        <w:rPr>
+          <w:rFonts w:asciiTheme="minorHAnsi" w:hAnsiTheme="minorHAnsi" w:cstheme="minorHAnsi"/>
           <w:b/>
           <w:bCs/>
           <w:color w:val="4664BE"/>
-          <w:sz w:val="28"/>
-          <w:szCs w:val="24"/>
-        </w:rPr>
-      </w:pPr>
+          <w:sz w:val="24"/>
+        </w:rPr>
+        <w:t>Link de acesso ao GitHub</w:t>
+      </w:r>
+    </w:p>
+    <w:p>
+      <w:pPr>
+        <w:spacing w:after="0" w:line="240" w:lineRule="auto"/>
+        <w:jc w:val="both"/>
+        <w:rPr>
+          <w:rFonts w:asciiTheme="minorHAnsi" w:hAnsiTheme="minorHAnsi"/>
+          <w:color w:val="000000" w:themeColor="text1"/>
+        </w:rPr>
+      </w:pPr>
+      <w:r>
+        <w:rPr>
+          <w:rFonts w:asciiTheme="minorHAnsi" w:hAnsiTheme="minorHAnsi"/>
+          <w:color w:val="000000" w:themeColor="text1"/>
+        </w:rPr>
+        <w:t>https://github.com/FelixPLee/Petshop</w:t>
+      </w:r>
     </w:p>
     <w:p>
       <w:pPr>
@@ -229,7 +489,7 @@
           <w:color w:val="4664BE"/>
           <w:sz w:val="24"/>
         </w:rPr>
-        <w:t>Link de acesso ao GitHub</w:t>
+        <w:t>Link de acesso ao GitHub Pages</w:t>
       </w:r>
     </w:p>
     <w:p>
@@ -241,35 +501,6 @@
           <w:color w:val="000000" w:themeColor="text1"/>
         </w:rPr>
       </w:pPr>
-      <w:r>
-        <w:rPr>
-          <w:rFonts w:asciiTheme="minorHAnsi" w:hAnsiTheme="minorHAnsi"/>
-          <w:color w:val="000000" w:themeColor="text1"/>
-        </w:rPr>
-        <w:t>https://github.com/FelixPLee/Petshop</w:t>
-      </w:r>
-    </w:p>
-    <w:p>
-      <w:pPr>
-        <w:spacing w:before="720" w:after="60" w:line="240" w:lineRule="auto"/>
-        <w:jc w:val="both"/>
-        <w:rPr>
-          <w:rFonts w:asciiTheme="minorHAnsi" w:hAnsiTheme="minorHAnsi" w:cstheme="minorHAnsi"/>
-          <w:bCs/>
-          <w:color w:val="4664BE"/>
-          <w:sz w:val="24"/>
-        </w:rPr>
-      </w:pPr>
-      <w:r>
-        <w:rPr>
-          <w:rFonts w:asciiTheme="minorHAnsi" w:hAnsiTheme="minorHAnsi" w:cstheme="minorHAnsi"/>
-          <w:b/>
-          <w:bCs/>
-          <w:color w:val="4664BE"/>
-          <w:sz w:val="24"/>
-        </w:rPr>
-        <w:t>Link de acesso ao GitHub Pages</w:t>
-      </w:r>
     </w:p>
     <w:p>
       <w:pPr>
@@ -283,26 +514,52 @@
           <w:szCs w:val="21"/>
         </w:rPr>
       </w:pPr>
-      <w:bookmarkStart w:id="0" w:name="_Hlk184390606"/>
-      <w:r>
-        <w:rPr>
-          <w:rFonts w:asciiTheme="minorHAnsi" w:hAnsiTheme="minorHAnsi"/>
-          <w:color w:val="000000" w:themeColor="text1"/>
-        </w:rPr>
-        <w:t xml:space="preserve">Copie e cole </w:t>
-      </w:r>
-      <w:r>
-        <w:rPr>
-          <w:rFonts w:asciiTheme="minorHAnsi" w:hAnsiTheme="minorHAnsi"/>
-          <w:color w:val="000000" w:themeColor="text1"/>
-        </w:rPr>
-        <w:t>aqui o link.</w:t>
-      </w:r>
-      <w:bookmarkEnd w:id="0"/>
+      <w:hyperlink r:id="rId11" w:history="1">
+        <w:r>
+          <w:rPr>
+            <w:rStyle w:val="Hyperlink"/>
+            <w:rFonts w:asciiTheme="minorHAnsi" w:hAnsiTheme="minorHAnsi" w:cstheme="minorHAnsi"/>
+            <w:b/>
+            <w:bCs/>
+            <w:szCs w:val="21"/>
+          </w:rPr>
+          <w:t>https://felixplee.github.io/Petshop2/</w:t>
+        </w:r>
+        <w:r>
+          <w:rPr>
+            <w:rStyle w:val="Hyperlink"/>
+            <w:rFonts w:asciiTheme="minorHAnsi" w:hAnsiTheme="minorHAnsi" w:cstheme="minorHAnsi"/>
+            <w:b/>
+            <w:bCs/>
+            <w:szCs w:val="21"/>
+          </w:rPr>
+          <w:t>i</w:t>
+        </w:r>
+        <w:r>
+          <w:rPr>
+            <w:rStyle w:val="Hyperlink"/>
+            <w:rFonts w:asciiTheme="minorHAnsi" w:hAnsiTheme="minorHAnsi" w:cstheme="minorHAnsi"/>
+            <w:b/>
+            <w:bCs/>
+            <w:szCs w:val="21"/>
+          </w:rPr>
+          <w:t>n</w:t>
+        </w:r>
+        <w:r>
+          <w:rPr>
+            <w:rStyle w:val="Hyperlink"/>
+            <w:rFonts w:asciiTheme="minorHAnsi" w:hAnsiTheme="minorHAnsi" w:cstheme="minorHAnsi"/>
+            <w:b/>
+            <w:bCs/>
+            <w:szCs w:val="21"/>
+          </w:rPr>
+          <w:t>dex</w:t>
+        </w:r>
+      </w:hyperlink>
     </w:p>
     <w:sectPr>
-      <w:headerReference w:type="default" r:id="rId11"/>
-      <w:footerReference w:type="default" r:id="rId12"/>
+      <w:headerReference w:type="default" r:id="rId12"/>
+      <w:footerReference w:type="default" r:id="rId13"/>
       <w:pgSz w:w="11906" w:h="16838"/>
       <w:pgMar w:top="1418" w:right="1418" w:bottom="1418" w:left="1418" w:header="709" w:footer="709" w:gutter="0"/>
       <w:cols w:space="708"/>
@@ -1898,7 +2155,6 @@
   <w:style w:type="character" w:default="1" w:styleId="Fontepargpadro">
     <w:name w:val="Default Paragraph Font"/>
     <w:uiPriority w:val="1"/>
-    <w:semiHidden/>
     <w:unhideWhenUsed/>
   </w:style>
   <w:style w:type="table" w:default="1" w:styleId="Tabelanormal">
@@ -2117,6 +2373,18 @@
     <w:rPr>
       <w:color w:val="605E5C"/>
       <w:shd w:val="clear" w:color="auto" w:fill="E1DFDD"/>
+    </w:rPr>
+  </w:style>
+  <w:style w:type="character" w:styleId="HiperlinkVisitado">
+    <w:name w:val="FollowedHyperlink"/>
+    <w:basedOn w:val="Fontepargpadro"/>
+    <w:uiPriority w:val="99"/>
+    <w:semiHidden/>
+    <w:unhideWhenUsed/>
+    <w:rsid w:val="00BA1E3B"/>
+    <w:rPr>
+      <w:color w:val="954F72" w:themeColor="followedHyperlink"/>
+      <w:u w:val="single"/>
     </w:rPr>
   </w:style>
 </w:styles>
@@ -2451,11 +2719,7 @@
 </file>
 
 <file path=customXml/item1.xml><?xml version="1.0" encoding="utf-8"?>
-<p:properties xmlns:p="http://schemas.microsoft.com/office/2006/metadata/properties" xmlns:xsi="http://www.w3.org/2001/XMLSchema-instance" xmlns:pc="http://schemas.microsoft.com/office/infopath/2007/PartnerControls">
-  <documentManagement>
-    <_activity xmlns="73bd2b1f-886a-4f1d-b0bb-23f49d491aa9" xsi:nil="true"/>
-  </documentManagement>
-</p:properties>
+<b:Sources xmlns:b="http://schemas.openxmlformats.org/officeDocument/2006/bibliography" xmlns="http://schemas.openxmlformats.org/officeDocument/2006/bibliography" SelectedStyle="\APASixthEditionOfficeOnline.xsl" StyleName="APA" Version="6"/>
 </file>
 
 <file path=customXml/item2.xml><?xml version="1.0" encoding="utf-8"?>
@@ -2688,7 +2952,11 @@
 </file>
 
 <file path=customXml/item3.xml><?xml version="1.0" encoding="utf-8"?>
-<b:Sources xmlns:b="http://schemas.openxmlformats.org/officeDocument/2006/bibliography" xmlns="http://schemas.openxmlformats.org/officeDocument/2006/bibliography" SelectedStyle="\APASixthEditionOfficeOnline.xsl" StyleName="APA" Version="6"/>
+<p:properties xmlns:p="http://schemas.microsoft.com/office/2006/metadata/properties" xmlns:xsi="http://www.w3.org/2001/XMLSchema-instance" xmlns:pc="http://schemas.microsoft.com/office/infopath/2007/PartnerControls">
+  <documentManagement>
+    <_activity xmlns="73bd2b1f-886a-4f1d-b0bb-23f49d491aa9" xsi:nil="true"/>
+  </documentManagement>
+</p:properties>
 </file>
 
 <file path=customXml/item4.xml><?xml version="1.0" encoding="utf-8"?>
@@ -2701,11 +2969,9 @@
 </file>
 
 <file path=customXml/itemProps1.xml><?xml version="1.0" encoding="utf-8"?>
-<ds:datastoreItem xmlns:ds="http://schemas.openxmlformats.org/officeDocument/2006/customXml" ds:itemID="{10811A0B-354D-477E-AF27-C929DD9532C2}">
+<ds:datastoreItem xmlns:ds="http://schemas.openxmlformats.org/officeDocument/2006/customXml" ds:itemID="{082EC5A3-655C-4DBB-8C83-43122C9E6892}">
   <ds:schemaRefs>
-    <ds:schemaRef ds:uri="http://schemas.microsoft.com/office/2006/metadata/properties"/>
-    <ds:schemaRef ds:uri="http://schemas.microsoft.com/office/infopath/2007/PartnerControls"/>
-    <ds:schemaRef ds:uri="73bd2b1f-886a-4f1d-b0bb-23f49d491aa9"/>
+    <ds:schemaRef ds:uri="http://schemas.openxmlformats.org/officeDocument/2006/bibliography"/>
   </ds:schemaRefs>
 </ds:datastoreItem>
 </file>
@@ -2730,9 +2996,11 @@
 </file>
 
 <file path=customXml/itemProps3.xml><?xml version="1.0" encoding="utf-8"?>
-<ds:datastoreItem xmlns:ds="http://schemas.openxmlformats.org/officeDocument/2006/customXml" ds:itemID="{082EC5A3-655C-4DBB-8C83-43122C9E6892}">
+<ds:datastoreItem xmlns:ds="http://schemas.openxmlformats.org/officeDocument/2006/customXml" ds:itemID="{10811A0B-354D-477E-AF27-C929DD9532C2}">
   <ds:schemaRefs>
-    <ds:schemaRef ds:uri="http://schemas.openxmlformats.org/officeDocument/2006/bibliography"/>
+    <ds:schemaRef ds:uri="http://schemas.microsoft.com/office/2006/metadata/properties"/>
+    <ds:schemaRef ds:uri="http://schemas.microsoft.com/office/infopath/2007/PartnerControls"/>
+    <ds:schemaRef ds:uri="73bd2b1f-886a-4f1d-b0bb-23f49d491aa9"/>
   </ds:schemaRefs>
 </ds:datastoreItem>
 </file>
